--- a/KHBD_Tin_học/Lớp_5/Tuần_08/KHBD_Tin_hoc_Lớp_5_Tiet07_Bai_5_Ban_quyen_noi_dung_thong_tin.docx
+++ b/KHBD_Tin_học/Lớp_5/Tuần_08/KHBD_Tin_hoc_Lớp_5_Tiet07_Bai_5_Ban_quyen_noi_dung_thong_tin.docx
@@ -360,12 +360,12 @@
       </w:pPr>
       <w:r>
         <w:rPr>
-          <w:rFonts w:ascii="Times New Roman" w:hAnsi="Times New Roman" w:eastAsia="Times New Roman"/>
+          <w:rFonts w:ascii="Times New Roman" w:hAnsi="Times New Roman" w:eastAsia="Times New Roman" w:cs="Times New Roman"/>
           <w:b w:val="0"/>
           <w:i w:val="0"/>
           <w:sz w:val="26"/>
         </w:rPr>
-        <w:t>- Miền I. Khai thác dữ liệu và thông tin (thành tố 1.1. Duyệt, tìm kiếm và lọc dữ liệu, thông tin và nội dung số – Bậc 1): Khai thác thông tin số, dữ liệu đa phương tiện an toàn phục vụ bài học. (Đạt được thông qua Hoạt động 2)</w:t>
+        <w:t>- Miền I. Khai thác dữ liệu và thông tin (thành tố 1.1. Duyệt, tìm kiếm và lọc dữ liệu, thông tin và nội dung số – Bậc 2): Xác định được nhu cầu thông tin,; Tìm được dữ liệu, thông tin và nội dung thông qua tìm kiếm đơn giản trong môi trường số,. (Đạt được thông qua Hoạt động 2, Hoạt động 3).</w:t>
       </w:r>
     </w:p>
     <w:p>
@@ -376,12 +376,12 @@
       </w:pPr>
       <w:r>
         <w:rPr>
-          <w:rFonts w:ascii="Times New Roman" w:hAnsi="Times New Roman" w:eastAsia="Times New Roman"/>
+          <w:rFonts w:ascii="Times New Roman" w:hAnsi="Times New Roman" w:eastAsia="Times New Roman" w:cs="Times New Roman"/>
           <w:b w:val="0"/>
           <w:i w:val="0"/>
           <w:sz w:val="26"/>
         </w:rPr>
-        <w:t>- Miền IV. An toàn (thành tố 4.1. Bảo vệ thiết bị – Bậc 1): Tuân thủ quy tắc an toàn về điện, bảo vệ mắt và giữ vệ sinh thiết bị phòng máy. (Đạt được thông qua Hoạt động 3, Hoạt động 4)</w:t>
+        <w:t>- Miền I. Khai thác dữ liệu và thông tin (thành tố 1.2. Đánh giá dữ liệu, thông tin và nội dung số – Bậc 2): Phát hiện được độ tin cậy và độ chính xác của các nguồn chung của dữ liệu, thông tin và nội dung số. (Đạt được thông qua Hoạt động 2, Hoạt động 4).</w:t>
       </w:r>
     </w:p>
     <w:p>

--- a/KHBD_Tin_học/Lớp_5/Tuần_08/KHBD_Tin_hoc_Lớp_5_Tiet07_Bai_5_Ban_quyen_noi_dung_thong_tin.docx
+++ b/KHBD_Tin_học/Lớp_5/Tuần_08/KHBD_Tin_hoc_Lớp_5_Tiet07_Bai_5_Ban_quyen_noi_dung_thong_tin.docx
@@ -371,7 +371,7 @@
           <w:i w:val="0"/>
           <w:sz w:val="26"/>
         </w:rPr>
-        <w:t>- NLa (Sử dụng và quản lí các phương tiện ICT): Nhận diện và thao tác đúng các công cụ, phần mềm trong bài Bài 5: Bản quyền nội dung thông tin. (Đạt được thông qua Hoạt động 2)</w:t>
+        <w:t>- NLb (Ứng xử phù hợp trong môi trường số): Nhận biết và tuân thủ các quy định về an toàn, đạo đức và bản quyền thông tin trong bài Bài 5: Bản quyền nội dung thông tin. (Đạt được thông qua Hoạt động 2)</w:t>
       </w:r>
     </w:p>
     <w:p>
@@ -387,7 +387,7 @@
           <w:i w:val="0"/>
           <w:sz w:val="26"/>
         </w:rPr>
-        <w:t>- NLd (Ứng dụng ICT trong học và tự học): Sử dụng phần mềm tạo sản phẩm số phục vụ học tập. (Đạt được thông qua Hoạt động 3)</w:t>
+        <w:t>- NLa (Sử dụng và quản lí các phương tiện ICT): Sử dụng thiết bị và phần mềm đúng cách, có ý thức bảo vệ dữ liệu và thông tin cá nhân. (Đạt được thông qua Hoạt động 3)</w:t>
       </w:r>
     </w:p>
     <w:p>
